--- a/templates/trab-dirigido-1-tribunal.docx
+++ b/templates/trab-dirigido-1-tribunal.docx
@@ -1,6 +1,6 @@
 
 <file path=word/document.xml><?xml version="1.0" encoding="utf-8"?>
-<w:document xmlns:ns1="http://schemas.openxmlformats.org/markup-compatibility/2006" xmlns:ns2="http://schemas.microsoft.com/office/word/2010/wordml" xmlns:ns3="http://schemas.microsoft.com/office/word/2012/wordml" xmlns:ns4="http://schemas.openxmlformats.org/officeDocument/2006/relationships" xmlns:w="http://schemas.openxmlformats.org/wordprocessingml/2006/main" ns1:Ignorable="w14 w15 w16se w16cid w16 w16cex w16sdtdh wp14">
+<w:document xmlns:ns1="http://schemas.openxmlformats.org/markup-compatibility/2006" xmlns:ns2="http://schemas.microsoft.com/office/word/2010/wordml" xmlns:ns3="http://schemas.microsoft.com/office/word/2012/wordml" xmlns:ns4="http://schemas.openxmlformats.org/officeDocument/2006/relationships" xmlns:w="http://schemas.openxmlformats.org/wordprocessingml/2006/main" xmlns:w14="http://schemas.microsoft.com/office/word/2010/wordml" xmlns:w15="http://schemas.microsoft.com/office/word/2012/wordml" xmlns:w16="http://schemas.microsoft.com/office/word/2018/wordml" xmlns:w16cex="http://schemas.microsoft.com/office/word/2018/wordml/cex" xmlns:w16cid="http://schemas.microsoft.com/office/word/2016/wordml/cid" xmlns:w16sdtdh="http://schemas.microsoft.com/office/word/2020/wordml/sdtdatahash" xmlns:w16se="http://schemas.microsoft.com/office/word/2015/wordml/symex" xmlns:wp14="http://schemas.microsoft.com/office/word/2010/wordprocessingDrawing" ns1:Ignorable="w14 w15 w16se w16cid w16 w16cex w16sdtdh wp14">
   <w:body>
     <w:p ns2:paraId="06B41006" ns2:textId="77777777">
       <w:pPr>

--- a/templates/trab-dirigido-1-tribunal.docx
+++ b/templates/trab-dirigido-1-tribunal.docx
@@ -1,8 +1,8 @@
 
 <file path=word/document.xml><?xml version="1.0" encoding="utf-8"?>
-<w:document xmlns:ns1="http://schemas.openxmlformats.org/markup-compatibility/2006" xmlns:ns2="http://schemas.microsoft.com/office/word/2010/wordml" xmlns:ns3="http://schemas.microsoft.com/office/word/2012/wordml" xmlns:ns4="http://schemas.openxmlformats.org/officeDocument/2006/relationships" xmlns:w="http://schemas.openxmlformats.org/wordprocessingml/2006/main" xmlns:w14="http://schemas.microsoft.com/office/word/2010/wordml" xmlns:w15="http://schemas.microsoft.com/office/word/2012/wordml" xmlns:w16="http://schemas.microsoft.com/office/word/2018/wordml" xmlns:w16cex="http://schemas.microsoft.com/office/word/2018/wordml/cex" xmlns:w16cid="http://schemas.microsoft.com/office/word/2016/wordml/cid" xmlns:w16sdtdh="http://schemas.microsoft.com/office/word/2020/wordml/sdtdatahash" xmlns:w16se="http://schemas.microsoft.com/office/word/2015/wordml/symex" xmlns:wp14="http://schemas.microsoft.com/office/word/2010/wordprocessingDrawing" ns1:Ignorable="w14 w15 w16se w16cid w16 w16cex w16sdtdh wp14">
+<w:document xmlns:wpc="http://schemas.microsoft.com/office/word/2010/wordprocessingCanvas" xmlns:cx="http://schemas.microsoft.com/office/drawing/2014/chartex" xmlns:cx1="http://schemas.microsoft.com/office/drawing/2015/9/8/chartex" xmlns:cx2="http://schemas.microsoft.com/office/drawing/2015/10/21/chartex" xmlns:cx3="http://schemas.microsoft.com/office/drawing/2016/5/9/chartex" xmlns:cx4="http://schemas.microsoft.com/office/drawing/2016/5/10/chartex" xmlns:cx5="http://schemas.microsoft.com/office/drawing/2016/5/11/chartex" xmlns:cx6="http://schemas.microsoft.com/office/drawing/2016/5/12/chartex" xmlns:cx7="http://schemas.microsoft.com/office/drawing/2016/5/13/chartex" xmlns:cx8="http://schemas.microsoft.com/office/drawing/2016/5/14/chartex" xmlns:mc="http://schemas.openxmlformats.org/markup-compatibility/2006" xmlns:aink="http://schemas.microsoft.com/office/drawing/2016/ink" xmlns:am3d="http://schemas.microsoft.com/office/drawing/2017/model3d" xmlns:o="urn:schemas-microsoft-com:office:office" xmlns:r="http://schemas.openxmlformats.org/officeDocument/2006/relationships" xmlns:m="http://schemas.openxmlformats.org/officeDocument/2006/math" xmlns:v="urn:schemas-microsoft-com:vml" xmlns:wp14="http://schemas.microsoft.com/office/word/2010/wordprocessingDrawing" xmlns:wp="http://schemas.openxmlformats.org/drawingml/2006/wordprocessingDrawing" xmlns:w10="urn:schemas-microsoft-com:office:word" xmlns:w="http://schemas.openxmlformats.org/wordprocessingml/2006/main" xmlns:w14="http://schemas.microsoft.com/office/word/2010/wordml" xmlns:w15="http://schemas.microsoft.com/office/word/2012/wordml" xmlns:w16cex="http://schemas.microsoft.com/office/word/2018/wordml/cex" xmlns:w16cid="http://schemas.microsoft.com/office/word/2016/wordml/cid" xmlns:w16="http://schemas.microsoft.com/office/word/2018/wordml" xmlns:w16sdtdh="http://schemas.microsoft.com/office/word/2020/wordml/sdtdatahash" xmlns:w16se="http://schemas.microsoft.com/office/word/2015/wordml/symex" xmlns:wpg="http://schemas.microsoft.com/office/word/2010/wordprocessingGroup" xmlns:wpi="http://schemas.microsoft.com/office/word/2010/wordprocessingInk" xmlns:wne="http://schemas.microsoft.com/office/word/2006/wordml" xmlns:wps="http://schemas.microsoft.com/office/word/2010/wordprocessingShape" mc:Ignorable="w14 w15 w16se w16cid w16 w16cex w16sdtdh wp14">
   <w:body>
-    <w:p ns2:paraId="06B41006" ns2:textId="77777777">
+    <w:p>
       <w:pPr>
         <w:spacing w:after="0" w:line="240" w:lineRule="auto"/>
         <w:jc w:val="center"/>
@@ -40,7 +40,7 @@
         <w:t>TRABAJO DIRIGIDO</w:t>
       </w:r>
     </w:p>
-    <w:p ns2:paraId="44D75FC4" ns2:textId="77777777">
+    <w:p>
       <w:pPr>
         <w:spacing w:after="0" w:line="240" w:lineRule="auto"/>
         <w:jc w:val="center"/>
@@ -50,7 +50,7 @@
         </w:rPr>
       </w:pPr>
     </w:p>
-    <w:p ns2:paraId="1581B4C7" ns2:textId="77777777">
+    <w:p>
       <w:pPr>
         <w:spacing w:after="0" w:line="240" w:lineRule="auto"/>
         <w:jc w:val="both"/>
@@ -78,13 +78,13 @@
         <w:gridCol w:w="1176"/>
         <w:gridCol w:w="5758"/>
       </w:tblGrid>
-      <w:tr ns2:paraId="5DC51C25" ns2:textId="77777777">
+      <w:tr>
         <w:tc>
           <w:tcPr>
             <w:tcW w:w="1904" w:type="dxa"/>
             <w:vMerge w:val="restart"/>
           </w:tcPr>
-          <w:p ns2:paraId="2C00F037" ns2:textId="77777777">
+          <w:p>
             <w:pPr>
               <w:spacing w:after="0" w:line="240" w:lineRule="auto"/>
               <w:jc w:val="both"/>
@@ -105,7 +105,7 @@
                 <w:placeholder>
                   <w:docPart w:val="6AE24533B8FD4FDDA83DB1D2B9A66560"/>
                 </w:placeholder>
-                <ns3:color w:val="FF0000"/>
+                <w15:color w:val="FF0000"/>
                 <w:dropDownList>
                   <w:listItem w:value="Elija un elemento."/>
                   <w:listItem w:displayText="POSTULANTE" w:value="POSTULANTE"/>
@@ -119,7 +119,7 @@
                     <w:rFonts w:ascii="Times New Roman" w:hAnsi="Times New Roman" w:cs="Times New Roman"/>
                     <w:b/>
                   </w:rPr>
-                  <w:t>{{articulo}} postulante</w:t>
+                  <w:t>POSTULANTE</w:t>
                 </w:r>
               </w:sdtContent>
             </w:sdt>
@@ -137,7 +137,7 @@
             <w:tcW w:w="6934" w:type="dxa"/>
             <w:gridSpan w:val="2"/>
           </w:tcPr>
-          <w:p ns2:paraId="3B0C311E" ns2:textId="77777777">
+          <w:p>
             <w:pPr>
               <w:spacing w:after="0" w:line="240" w:lineRule="auto"/>
               <w:rPr>
@@ -171,7 +171,7 @@
           </w:p>
         </w:tc>
       </w:tr>
-      <w:tr ns2:paraId="0121866B" ns2:textId="77777777">
+      <w:tr>
         <w:trPr>
           <w:trHeight w:val="175"/>
         </w:trPr>
@@ -180,7 +180,7 @@
             <w:tcW w:w="1904" w:type="dxa"/>
             <w:vMerge/>
           </w:tcPr>
-          <w:p ns2:paraId="6DD5A5E2" ns2:textId="77777777">
+          <w:p>
             <w:pPr>
               <w:spacing w:after="0" w:line="240" w:lineRule="auto"/>
               <w:jc w:val="both"/>
@@ -195,7 +195,7 @@
             <w:tcW w:w="6934" w:type="dxa"/>
             <w:gridSpan w:val="2"/>
           </w:tcPr>
-          <w:p ns2:paraId="3849C544" ns2:textId="77777777">
+          <w:p>
             <w:pPr>
               <w:spacing w:after="0" w:line="240" w:lineRule="auto"/>
               <w:jc w:val="center"/>
@@ -209,7 +209,7 @@
           </w:p>
         </w:tc>
       </w:tr>
-      <w:tr ns2:paraId="32DA8FC0" ns2:textId="77777777">
+      <w:tr>
         <w:trPr>
           <w:trHeight w:val="80"/>
         </w:trPr>
@@ -218,7 +218,7 @@
             <w:tcW w:w="3080" w:type="dxa"/>
             <w:gridSpan w:val="2"/>
           </w:tcPr>
-          <w:p ns2:paraId="7E2E59A2" ns2:textId="77777777">
+          <w:p>
             <w:pPr>
               <w:spacing w:after="0" w:line="240" w:lineRule="auto"/>
               <w:rPr>
@@ -232,7 +232,7 @@
           <w:tcPr>
             <w:tcW w:w="5758" w:type="dxa"/>
           </w:tcPr>
-          <w:p ns2:paraId="5331A6D8" ns2:textId="77777777">
+          <w:p>
             <w:pPr>
               <w:spacing w:after="0" w:line="240" w:lineRule="auto"/>
               <w:rPr>
@@ -242,7 +242,7 @@
           </w:p>
         </w:tc>
       </w:tr>
-      <w:tr ns2:paraId="7F8BE96B" ns2:textId="77777777">
+      <w:tr>
         <w:trPr>
           <w:trHeight w:val="340"/>
         </w:trPr>
@@ -252,7 +252,7 @@
             <w:gridSpan w:val="2"/>
             <w:vAlign w:val="center"/>
           </w:tcPr>
-          <w:p ns2:paraId="05C98614" ns2:textId="77777777">
+          <w:p>
             <w:pPr>
               <w:spacing w:after="0" w:line="240" w:lineRule="auto"/>
               <w:rPr>
@@ -273,7 +273,7 @@
           <w:tcPr>
             <w:tcW w:w="5758" w:type="dxa"/>
           </w:tcPr>
-          <w:p ns2:paraId="5AA265EF" ns2:textId="77777777">
+          <w:p>
             <w:pPr>
               <w:spacing w:after="0" w:line="240" w:lineRule="auto"/>
               <w:rPr>
@@ -282,7 +282,7 @@
               </w:rPr>
             </w:pPr>
           </w:p>
-          <w:p ns2:paraId="1F297221" ns2:textId="1F0D41CF">
+          <w:p>
             <w:pPr>
               <w:spacing w:after="0" w:line="240" w:lineRule="auto"/>
               <w:rPr>
@@ -298,7 +298,7 @@
               <w:t>{{tribunal1}}</w:t>
             </w:r>
           </w:p>
-          <w:p ns2:paraId="67533E5A" ns2:textId="6AA38AB5">
+          <w:p>
             <w:pPr>
               <w:spacing w:after="0" w:line="240" w:lineRule="auto"/>
               <w:rPr>
@@ -308,7 +308,7 @@
           </w:p>
         </w:tc>
       </w:tr>
-      <w:tr ns2:paraId="006A34E6" ns2:textId="77777777">
+      <w:tr>
         <w:trPr>
           <w:trHeight w:val="340"/>
         </w:trPr>
@@ -317,7 +317,7 @@
             <w:tcW w:w="3080" w:type="dxa"/>
             <w:gridSpan w:val="2"/>
           </w:tcPr>
-          <w:p ns2:paraId="421660CF" ns2:textId="77777777">
+          <w:p>
             <w:pPr>
               <w:spacing w:after="0" w:line="240" w:lineRule="auto"/>
               <w:jc w:val="both"/>
@@ -327,7 +327,7 @@
               </w:rPr>
             </w:pPr>
           </w:p>
-          <w:p ns2:paraId="3586AF33" ns2:textId="5B400540">
+          <w:p>
             <w:pPr>
               <w:spacing w:after="0" w:line="240" w:lineRule="auto"/>
               <w:jc w:val="both"/>
@@ -342,7 +342,7 @@
           <w:tcPr>
             <w:tcW w:w="5758" w:type="dxa"/>
           </w:tcPr>
-          <w:p ns2:paraId="0AFBFECA" ns2:textId="77777777">
+          <w:p>
             <w:pPr>
               <w:spacing w:after="0" w:line="240" w:lineRule="auto"/>
               <w:rPr>
@@ -352,7 +352,7 @@
           </w:p>
         </w:tc>
       </w:tr>
-      <w:tr ns2:paraId="420AB66D" ns2:textId="77777777">
+      <w:tr>
         <w:trPr>
           <w:trHeight w:val="340"/>
         </w:trPr>
@@ -362,7 +362,7 @@
             <w:gridSpan w:val="2"/>
             <w:vAlign w:val="center"/>
           </w:tcPr>
-          <w:p ns2:paraId="057C00CC" ns2:textId="77777777">
+          <w:p>
             <w:pPr>
               <w:spacing w:after="0" w:line="240" w:lineRule="auto"/>
               <w:rPr>
@@ -383,7 +383,7 @@
           <w:tcPr>
             <w:tcW w:w="5758" w:type="dxa"/>
           </w:tcPr>
-          <w:p ns2:paraId="01375028" ns2:textId="77777777">
+          <w:p>
             <w:pPr>
               <w:spacing w:after="0" w:line="240" w:lineRule="auto"/>
               <w:rPr>
@@ -400,7 +400,7 @@
         </w:tc>
       </w:tr>
     </w:tbl>
-    <w:p ns2:paraId="30054E64" ns2:textId="77777777">
+    <w:p>
       <w:pPr>
         <w:spacing w:after="0" w:line="240" w:lineRule="auto"/>
         <w:jc w:val="both"/>
@@ -409,7 +409,7 @@
         </w:rPr>
       </w:pPr>
     </w:p>
-    <w:p ns2:paraId="569D1730" ns2:textId="294904C4">
+    <w:p>
       <w:pPr>
         <w:spacing w:after="0" w:line="240" w:lineRule="auto"/>
         <w:jc w:val="both"/>
@@ -473,7 +473,7 @@
           <w:placeholder>
             <w:docPart w:val="DefaultPlaceholder_-1854013438"/>
           </w:placeholder>
-          <ns3:color w:val="FF0000"/>
+          <w15:color w:val="FF0000"/>
           <w:date>
             <w:dateFormat w:val="dddd, d' de 'MMMM' de 'yyyy"/>
             <w:lid w:val="es-ES"/>
@@ -531,7 +531,7 @@
           <w:placeholder>
             <w:docPart w:val="DefaultPlaceholder_-1854013439"/>
           </w:placeholder>
-          <ns3:color w:val="FF0000"/>
+          <w15:color w:val="FF0000"/>
           <w:dropDownList>
             <w:listItem w:value="Elija un elemento."/>
             <w:listItem w:displayText="Aula Magna" w:value="Aula Magna"/>
@@ -607,7 +607,7 @@
           <w:placeholder>
             <w:docPart w:val="C1E294CABFF64B8CAF55BFBD48CCCB83"/>
           </w:placeholder>
-          <ns3:color w:val="FF0000"/>
+          <w15:color w:val="FF0000"/>
           <w:dropDownList>
             <w:listItem w:value="Elija un elemento."/>
             <w:listItem w:displayText="el" w:value="el"/>
@@ -616,6 +616,7 @@
             <w:listItem w:displayText="las" w:value="las"/>
           </w:dropDownList>
         </w:sdtPr>
+        <w:sdtEndPr/>
         <w:sdtContent>
           <w:r>
             <w:rPr>
@@ -791,7 +792,7 @@
         <w:t xml:space="preserve"> de Licenciatura en Turismo.</w:t>
       </w:r>
     </w:p>
-    <w:p ns2:paraId="638F6381" ns2:textId="77777777">
+    <w:p>
       <w:pPr>
         <w:spacing w:after="0" w:line="240" w:lineRule="auto"/>
         <w:jc w:val="both"/>
@@ -800,7 +801,7 @@
         </w:rPr>
       </w:pPr>
     </w:p>
-    <w:p ns2:paraId="21B9F7AB" ns2:textId="5D12CDD0">
+    <w:p>
       <w:pPr>
         <w:spacing w:after="0" w:line="240" w:lineRule="auto"/>
         <w:jc w:val="both"/>
@@ -843,7 +844,7 @@
           <w:placeholder>
             <w:docPart w:val="6D637BC048E445A4A5F416E7EEAF192D"/>
           </w:placeholder>
-          <ns3:color w:val="FF0000"/>
+          <w15:color w:val="FF0000"/>
           <w:dropDownList>
             <w:listItem w:value="Elija un elemento."/>
             <w:listItem w:displayText="el" w:value="el"/>
@@ -852,6 +853,7 @@
             <w:listItem w:displayText="las" w:value="las"/>
           </w:dropDownList>
         </w:sdtPr>
+        <w:sdtEndPr/>
         <w:sdtContent>
           <w:r>
             <w:rPr>
@@ -878,13 +880,14 @@
           <w:placeholder>
             <w:docPart w:val="BC7D854040B54E5FA936E147EA107E61"/>
           </w:placeholder>
-          <ns3:color w:val="FF0000"/>
+          <w15:color w:val="FF0000"/>
           <w:dropDownList>
             <w:listItem w:value="Elija un elemento."/>
             <w:listItem w:displayText="postulante" w:value="postulante"/>
             <w:listItem w:displayText="postulantes" w:value="postulantes"/>
           </w:dropDownList>
         </w:sdtPr>
+        <w:sdtEndPr/>
         <w:sdtContent>
           <w:r>
             <w:rPr>
@@ -901,7 +904,7 @@
         <w:t>.</w:t>
       </w:r>
     </w:p>
-    <w:p ns2:paraId="356E7C4E" ns2:textId="77777777">
+    <w:p>
       <w:pPr>
         <w:spacing w:after="0" w:line="240" w:lineRule="auto"/>
         <w:jc w:val="both"/>
@@ -910,7 +913,7 @@
         </w:rPr>
       </w:pPr>
     </w:p>
-    <w:p ns2:paraId="765F1B7B" ns2:textId="77777777">
+    <w:p>
       <w:pPr>
         <w:spacing w:after="0" w:line="240" w:lineRule="auto"/>
         <w:jc w:val="both"/>
@@ -967,7 +970,7 @@
         <w:t>:</w:t>
       </w:r>
     </w:p>
-    <w:p ns2:paraId="39AE3F03" ns2:textId="77777777">
+    <w:p>
       <w:pPr>
         <w:spacing w:after="0" w:line="240" w:lineRule="auto"/>
         <w:jc w:val="both"/>
@@ -976,7 +979,7 @@
         </w:rPr>
       </w:pPr>
     </w:p>
-    <w:p ns2:paraId="6CB41D58" ns2:textId="77777777">
+    <w:p>
       <w:pPr>
         <w:pStyle w:val="Prrafodelista"/>
         <w:numPr>
@@ -996,7 +999,7 @@
         <w:t>Orden de exposición</w:t>
       </w:r>
     </w:p>
-    <w:p ns2:paraId="54D6AF34" ns2:textId="77777777">
+    <w:p>
       <w:pPr>
         <w:pStyle w:val="Prrafodelista"/>
         <w:numPr>
@@ -1016,7 +1019,7 @@
         <w:t>Dominio del tema</w:t>
       </w:r>
     </w:p>
-    <w:p ns2:paraId="4B0C5002" ns2:textId="77777777">
+    <w:p>
       <w:pPr>
         <w:pStyle w:val="Prrafodelista"/>
         <w:numPr>
@@ -1036,7 +1039,7 @@
         <w:t>Manejo conceptual</w:t>
       </w:r>
     </w:p>
-    <w:p ns2:paraId="326628B4" ns2:textId="77777777">
+    <w:p>
       <w:pPr>
         <w:pStyle w:val="Prrafodelista"/>
         <w:numPr>
@@ -1056,7 +1059,7 @@
         <w:t>Capacidad de respuestas</w:t>
       </w:r>
     </w:p>
-    <w:p ns2:paraId="14346247" ns2:textId="77777777">
+    <w:p>
       <w:pPr>
         <w:pStyle w:val="Prrafodelista"/>
         <w:spacing w:after="0" w:line="240" w:lineRule="auto"/>
@@ -1066,7 +1069,7 @@
         </w:rPr>
       </w:pPr>
     </w:p>
-    <w:p ns2:paraId="38AAEBF3" ns2:textId="77777777">
+    <w:p>
       <w:pPr>
         <w:spacing w:after="0" w:line="240" w:lineRule="auto"/>
         <w:jc w:val="both"/>
@@ -1094,7 +1097,7 @@
           <w:placeholder>
             <w:docPart w:val="DefaultPlaceholder_-1854013439"/>
           </w:placeholder>
-          <ns3:color w:val="FF0000"/>
+          <w15:color w:val="FF0000"/>
           <w:dropDownList>
             <w:listItem w:value="Elija un elemento."/>
             <w:listItem w:displayText="50" w:value="50"/>
@@ -1189,7 +1192,7 @@
           <w:placeholder>
             <w:docPart w:val="DefaultPlaceholder_-1854013439"/>
           </w:placeholder>
-          <ns3:color w:val="FF0000"/>
+          <w15:color w:val="FF0000"/>
           <w:dropDownList>
             <w:listItem w:value="Elija un elemento."/>
             <w:listItem w:displayText="Buena." w:value="Buena."/>
@@ -1217,7 +1220,7 @@
         <w:t xml:space="preserve"> </w:t>
       </w:r>
     </w:p>
-    <w:p ns2:paraId="102A9EEC" ns2:textId="77777777">
+    <w:p>
       <w:pPr>
         <w:spacing w:after="0" w:line="240" w:lineRule="auto"/>
         <w:jc w:val="both"/>
@@ -1227,7 +1230,7 @@
         </w:rPr>
       </w:pPr>
     </w:p>
-    <w:p ns2:paraId="4E1F8ED0" ns2:textId="77777777">
+    <w:p>
       <w:pPr>
         <w:spacing w:after="0" w:line="240" w:lineRule="auto"/>
         <w:rPr>
@@ -1243,7 +1246,7 @@
         <w:t>Suscriben en señal de conformidad:</w:t>
       </w:r>
     </w:p>
-    <w:p ns2:paraId="2BB69B8E" ns2:textId="1F180149">
+    <w:p>
       <w:pPr>
         <w:spacing w:after="0" w:line="240" w:lineRule="auto"/>
         <w:jc w:val="both"/>
@@ -1253,7 +1256,7 @@
         </w:rPr>
       </w:pPr>
     </w:p>
-    <w:p ns2:paraId="76F6026A" ns2:textId="62BE4968">
+    <w:p>
       <w:pPr>
         <w:spacing w:after="0" w:line="240" w:lineRule="auto"/>
         <w:jc w:val="both"/>
@@ -1263,7 +1266,7 @@
         </w:rPr>
       </w:pPr>
     </w:p>
-    <w:p ns2:paraId="39130807" ns2:textId="77777777">
+    <w:p>
       <w:pPr>
         <w:spacing w:after="0" w:line="240" w:lineRule="auto"/>
         <w:jc w:val="both"/>
@@ -1273,7 +1276,7 @@
         </w:rPr>
       </w:pPr>
     </w:p>
-    <w:p ns2:paraId="177A4FD5" ns2:textId="77777777">
+    <w:p>
       <w:pPr>
         <w:spacing w:after="0" w:line="240" w:lineRule="auto"/>
         <w:jc w:val="both"/>
@@ -1283,7 +1286,7 @@
         </w:rPr>
       </w:pPr>
     </w:p>
-    <w:p ns2:paraId="4A556F87" ns2:textId="77777777">
+    <w:p>
       <w:pPr>
         <w:spacing w:after="0" w:line="240" w:lineRule="auto"/>
         <w:jc w:val="both"/>
@@ -1293,7 +1296,7 @@
         </w:rPr>
       </w:pPr>
     </w:p>
-    <w:p ns2:paraId="4AA45D04" ns2:textId="77777777">
+    <w:p>
       <w:pPr>
         <w:spacing w:after="0" w:line="240" w:lineRule="auto"/>
         <w:jc w:val="both"/>
@@ -1322,7 +1325,7 @@
         <w:gridCol w:w="4845"/>
         <w:gridCol w:w="4795"/>
       </w:tblGrid>
-      <w:tr ns2:paraId="1598659E" ns2:textId="77777777">
+      <w:tr>
         <w:trPr>
           <w:jc w:val="center"/>
         </w:trPr>
@@ -1330,7 +1333,7 @@
           <w:tcPr>
             <w:tcW w:w="4845" w:type="dxa"/>
           </w:tcPr>
-          <w:p ns2:paraId="1E914D87" ns2:textId="77777777">
+          <w:p>
             <w:pPr>
               <w:spacing w:after="0" w:line="240" w:lineRule="auto"/>
               <w:jc w:val="center"/>
@@ -1352,7 +1355,7 @@
           <w:tcPr>
             <w:tcW w:w="4795" w:type="dxa"/>
           </w:tcPr>
-          <w:p ns2:paraId="4757FD2C" ns2:textId="7094DA99">
+          <w:p>
             <w:pPr>
               <w:spacing w:after="0" w:line="240" w:lineRule="auto"/>
               <w:jc w:val="center"/>
@@ -1370,7 +1373,7 @@
           </w:p>
         </w:tc>
       </w:tr>
-      <w:tr ns2:paraId="63F1F6EB" ns2:textId="77777777">
+      <w:tr>
         <w:trPr>
           <w:jc w:val="center"/>
         </w:trPr>
@@ -1378,7 +1381,7 @@
           <w:tcPr>
             <w:tcW w:w="4845" w:type="dxa"/>
           </w:tcPr>
-          <w:p ns2:paraId="127F0FB4" ns2:textId="77777777">
+          <w:p>
             <w:pPr>
               <w:spacing w:after="0" w:line="240" w:lineRule="auto"/>
               <w:jc w:val="center"/>
@@ -1401,7 +1404,7 @@
           <w:tcPr>
             <w:tcW w:w="4795" w:type="dxa"/>
           </w:tcPr>
-          <w:p ns2:paraId="2F8A33CC" ns2:textId="77777777">
+          <w:p>
             <w:pPr>
               <w:spacing w:after="0" w:line="240" w:lineRule="auto"/>
               <w:jc w:val="center"/>
@@ -1423,7 +1426,7 @@
         </w:tc>
       </w:tr>
     </w:tbl>
-    <w:p ns2:paraId="549A7F18" ns2:textId="75DEF7CF">
+    <w:p>
       <w:pPr>
         <w:spacing w:after="0" w:line="240" w:lineRule="auto"/>
         <w:jc w:val="both"/>
@@ -1433,7 +1436,7 @@
         </w:rPr>
       </w:pPr>
     </w:p>
-    <w:p ns2:paraId="05D5B2C5" ns2:textId="7237D8B3">
+    <w:p>
       <w:pPr>
         <w:spacing w:after="0" w:line="240" w:lineRule="auto"/>
         <w:jc w:val="both"/>
@@ -1443,7 +1446,7 @@
         </w:rPr>
       </w:pPr>
     </w:p>
-    <w:p ns2:paraId="63814083" ns2:textId="199306D6">
+    <w:p>
       <w:pPr>
         <w:spacing w:after="0" w:line="240" w:lineRule="auto"/>
         <w:jc w:val="both"/>
@@ -1453,7 +1456,7 @@
         </w:rPr>
       </w:pPr>
     </w:p>
-    <w:p ns2:paraId="77D562C8" ns2:textId="77777777">
+    <w:p>
       <w:pPr>
         <w:spacing w:after="0" w:line="240" w:lineRule="auto"/>
         <w:jc w:val="both"/>
@@ -1463,7 +1466,7 @@
         </w:rPr>
       </w:pPr>
     </w:p>
-    <w:p ns2:paraId="460AA0DF" ns2:textId="77777777">
+    <w:p>
       <w:pPr>
         <w:spacing w:after="0" w:line="240" w:lineRule="auto"/>
         <w:jc w:val="both"/>
@@ -1473,7 +1476,7 @@
         </w:rPr>
       </w:pPr>
     </w:p>
-    <w:p ns2:paraId="20CA6D18" ns2:textId="5AD9F027">
+    <w:p>
       <w:pPr>
         <w:tabs>
           <w:tab w:val="left" w:pos="1124"/>
@@ -1504,12 +1507,12 @@
       <w:tblGrid>
         <w:gridCol w:w="4537"/>
       </w:tblGrid>
-      <w:tr ns2:paraId="5B63FA29" ns2:textId="77777777">
+      <w:tr>
         <w:tc>
           <w:tcPr>
             <w:tcW w:w="4537" w:type="dxa"/>
           </w:tcPr>
-          <w:p ns2:paraId="641A2E02" ns2:textId="67D5ED96">
+          <w:p>
             <w:pPr>
               <w:spacing w:after="0" w:line="240" w:lineRule="auto"/>
               <w:jc w:val="center"/>
@@ -1529,12 +1532,12 @@
           </w:p>
         </w:tc>
       </w:tr>
-      <w:tr ns2:paraId="51B49286" ns2:textId="77777777">
+      <w:tr>
         <w:tc>
           <w:tcPr>
             <w:tcW w:w="4537" w:type="dxa"/>
           </w:tcPr>
-          <w:p ns2:paraId="5CE82A88" ns2:textId="77777777">
+          <w:p>
             <w:pPr>
               <w:spacing w:after="0" w:line="240" w:lineRule="auto"/>
               <w:jc w:val="center"/>
@@ -1549,16 +1552,16 @@
                 <w:b/>
                 <w:bCs/>
                 <w:color w:val="000000" w:themeColor="text1"/>
-                <ns2:shadow ns2:blurRad="38100" ns2:dist="19050" ns2:dir="2700000" ns2:sx="100000" ns2:sy="100000" ns2:kx="0" ns2:ky="0" ns2:algn="tl">
-                  <ns2:schemeClr ns2:val="dk1">
-                    <ns2:alpha ns2:val="60000"/>
-                  </ns2:schemeClr>
-                </ns2:shadow>
-                <ns2:textOutline ns2:w="0" ns2:cap="flat" ns2:cmpd="sng" ns2:algn="ctr">
-                  <ns2:noFill/>
-                  <ns2:prstDash ns2:val="solid"/>
-                  <ns2:round/>
-                </ns2:textOutline>
+                <w14:shadow w14:blurRad="38100" w14:dist="19050" w14:dir="2700000" w14:sx="100000" w14:sy="100000" w14:kx="0" w14:ky="0" w14:algn="tl">
+                  <w14:schemeClr w14:val="dk1">
+                    <w14:alpha w14:val="60000"/>
+                  </w14:schemeClr>
+                </w14:shadow>
+                <w14:textOutline w14:w="0" w14:cap="flat" w14:cmpd="sng" w14:algn="ctr">
+                  <w14:noFill/>
+                  <w14:prstDash w14:val="solid"/>
+                  <w14:round/>
+                </w14:textOutline>
               </w:rPr>
               <w:t>PRESIDENTE de TRIBUNAL</w:t>
             </w:r>
@@ -1566,7 +1569,7 @@
         </w:tc>
       </w:tr>
     </w:tbl>
-    <w:p ns2:paraId="176606D5" ns2:textId="77777777">
+    <w:p>
       <w:pPr>
         <w:spacing w:after="0" w:line="240" w:lineRule="auto"/>
         <w:jc w:val="both"/>
@@ -1576,7 +1579,7 @@
       </w:pPr>
     </w:p>
     <w:sectPr>
-      <w:headerReference w:type="default" ns4:id="rId8"/>
+      <w:headerReference w:type="default" r:id="rId8"/>
       <w:pgSz w:w="12240" w:h="15840" w:code="130"/>
       <w:pgMar w:top="1134" w:right="1701" w:bottom="993" w:left="1701" w:header="568" w:footer="0" w:gutter="0"/>
       <w:cols w:space="720"/>
@@ -1787,7 +1790,7 @@
             <w:sz w:val="24"/>
             <w:szCs w:val="24"/>
           </w:rPr>
-          <w:t>9</w:t>
+          <w:t>{{libro}}</w:t>
         </w:r>
       </w:sdtContent>
     </w:sdt>
@@ -2778,6 +2781,7 @@
     <w:rsid w:val="004C0764"/>
     <w:rsid w:val="004E56AE"/>
     <w:rsid w:val="00521150"/>
+    <w:rsid w:val="00532B74"/>
     <w:rsid w:val="00533081"/>
     <w:rsid w:val="00580E4E"/>
     <w:rsid w:val="00584DAA"/>
@@ -2849,6 +2853,7 @@
     <w:rsid w:val="00D12690"/>
     <w:rsid w:val="00D22F42"/>
     <w:rsid w:val="00D278ED"/>
+    <w:rsid w:val="00D52A99"/>
     <w:rsid w:val="00D5405B"/>
     <w:rsid w:val="00D633FB"/>
     <w:rsid w:val="00D65CB7"/>
@@ -3328,7 +3333,7 @@
     <w:basedOn w:val="Fuentedeprrafopredeter"/>
     <w:uiPriority w:val="99"/>
     <w:semiHidden/>
-    <w:rsid w:val="00E245DE"/>
+    <w:rsid w:val="00532B74"/>
     <w:rPr>
       <w:color w:val="808080"/>
     </w:rPr>
@@ -3368,6 +3373,13 @@
   <w:style w:type="paragraph" w:customStyle="1" w:styleId="BC7D854040B54E5FA936E147EA107E61">
     <w:name w:val="BC7D854040B54E5FA936E147EA107E61"/>
     <w:rsid w:val="00E245DE"/>
+    <w:rPr>
+      <w:lang w:val="es-MX" w:eastAsia="es-MX"/>
+    </w:rPr>
+  </w:style>
+  <w:style w:type="paragraph" w:customStyle="1" w:styleId="49E651DC7928446FA67F4DE83CC481AE">
+    <w:name w:val="49E651DC7928446FA67F4DE83CC481AE"/>
+    <w:rsid w:val="00532B74"/>
     <w:rPr>
       <w:lang w:val="es-MX" w:eastAsia="es-MX"/>
     </w:rPr>

--- a/templates/trab-dirigido-1-tribunal.docx
+++ b/templates/trab-dirigido-1-tribunal.docx
@@ -831,38 +831,8 @@
         <w:rPr>
           <w:rFonts w:ascii="Times New Roman" w:hAnsi="Times New Roman" w:cs="Times New Roman"/>
         </w:rPr>
-        <w:t xml:space="preserve">as que fueron respondidas por </w:t>
-      </w:r>
-      <w:sdt>
-        <w:sdtPr>
-          <w:rPr>
-            <w:rFonts w:ascii="Times New Roman" w:hAnsi="Times New Roman" w:cs="Times New Roman"/>
-          </w:rPr>
-          <w:alias w:val="EL/LA"/>
-          <w:tag w:val="EL/LA"/>
-          <w:id w:val="1051345429"/>
-          <w:placeholder>
-            <w:docPart w:val="6D637BC048E445A4A5F416E7EEAF192D"/>
-          </w:placeholder>
-          <w15:color w:val="FF0000"/>
-          <w:dropDownList>
-            <w:listItem w:value="Elija un elemento."/>
-            <w:listItem w:displayText="el" w:value="el"/>
-            <w:listItem w:displayText="la" w:value="la"/>
-            <w:listItem w:displayText="los" w:value="los"/>
-            <w:listItem w:displayText="las" w:value="las"/>
-          </w:dropDownList>
-        </w:sdtPr>
-        <w:sdtEndPr/>
-        <w:sdtContent>
-          <w:r>
-            <w:rPr>
-              <w:rFonts w:ascii="Times New Roman" w:hAnsi="Times New Roman" w:cs="Times New Roman"/>
-            </w:rPr>
-            <w:t>{{articulo}}</w:t>
-          </w:r>
-        </w:sdtContent>
-      </w:sdt>
+        <w:t>as que fueron respondidas por</w:t>
+      </w:r>
       <w:r>
         <w:rPr>
           <w:rFonts w:ascii="Times New Roman" w:hAnsi="Times New Roman" w:cs="Times New Roman"/>
@@ -2636,35 +2606,6 @@
     </w:docPart>
     <w:docPart>
       <w:docPartPr>
-        <w:name w:val="6D637BC048E445A4A5F416E7EEAF192D"/>
-        <w:category>
-          <w:name w:val="General"/>
-          <w:gallery w:val="placeholder"/>
-        </w:category>
-        <w:types>
-          <w:type w:val="bbPlcHdr"/>
-        </w:types>
-        <w:behaviors>
-          <w:behavior w:val="content"/>
-        </w:behaviors>
-        <w:guid w:val="{851FFD60-D769-48AC-88DD-9FC3F710C41B}"/>
-      </w:docPartPr>
-      <w:docPartBody>
-        <w:p>
-          <w:pPr>
-            <w:pStyle w:val="6D637BC048E445A4A5F416E7EEAF192D"/>
-          </w:pPr>
-          <w:r>
-            <w:rPr>
-              <w:rStyle w:val="Textodelmarcadordeposicin"/>
-            </w:rPr>
-            <w:t>Elija un elemento.</w:t>
-          </w:r>
-        </w:p>
-      </w:docPartBody>
-    </w:docPart>
-    <w:docPart>
-      <w:docPartPr>
         <w:name w:val="BC7D854040B54E5FA936E147EA107E61"/>
         <w:category>
           <w:name w:val="General"/>
@@ -2769,6 +2710,7 @@
     <w:rsid w:val="00276B88"/>
     <w:rsid w:val="002A619C"/>
     <w:rsid w:val="00315535"/>
+    <w:rsid w:val="00316BAB"/>
     <w:rsid w:val="00343270"/>
     <w:rsid w:val="00355161"/>
     <w:rsid w:val="003864BC"/>
@@ -2845,6 +2787,7 @@
     <w:rsid w:val="00C512B8"/>
     <w:rsid w:val="00C5234C"/>
     <w:rsid w:val="00C53198"/>
+    <w:rsid w:val="00C633B8"/>
     <w:rsid w:val="00CB3326"/>
     <w:rsid w:val="00CD1273"/>
     <w:rsid w:val="00CE158F"/>
@@ -3345,13 +3288,6 @@
       <w:lang w:val="es-MX" w:eastAsia="es-MX"/>
     </w:rPr>
   </w:style>
-  <w:style w:type="paragraph" w:customStyle="1" w:styleId="6D637BC048E445A4A5F416E7EEAF192D">
-    <w:name w:val="6D637BC048E445A4A5F416E7EEAF192D"/>
-    <w:rsid w:val="00E245DE"/>
-    <w:rPr>
-      <w:lang w:val="es-MX" w:eastAsia="es-MX"/>
-    </w:rPr>
-  </w:style>
   <w:style w:type="paragraph" w:customStyle="1" w:styleId="D44FC897B3C34CD89CADC34939C271EA">
     <w:name w:val="D44FC897B3C34CD89CADC34939C271EA"/>
     <w:rsid w:val="00E35A80"/>
@@ -3373,13 +3309,6 @@
   <w:style w:type="paragraph" w:customStyle="1" w:styleId="BC7D854040B54E5FA936E147EA107E61">
     <w:name w:val="BC7D854040B54E5FA936E147EA107E61"/>
     <w:rsid w:val="00E245DE"/>
-    <w:rPr>
-      <w:lang w:val="es-MX" w:eastAsia="es-MX"/>
-    </w:rPr>
-  </w:style>
-  <w:style w:type="paragraph" w:customStyle="1" w:styleId="49E651DC7928446FA67F4DE83CC481AE">
-    <w:name w:val="49E651DC7928446FA67F4DE83CC481AE"/>
-    <w:rsid w:val="00532B74"/>
     <w:rPr>
       <w:lang w:val="es-MX" w:eastAsia="es-MX"/>
     </w:rPr>
